--- a/report.docx
+++ b/report.docx
@@ -72,10 +72,7 @@
         </w:numPr>
       </w:pPr>
       <w:r>
-        <w:t>Học tăng cường (Reinforcement Learning) là một trong những kỹ thuật quan trọng trong lĩnh vực trí tuệ nhân tạo, được ứng dụng trong nhiều lĩnh vực như xe tự lái, trò chơi và điều khiển robot</w:t>
-      </w:r>
-      <w:r>
-        <w:t>.</w:t>
+        <w:t>Học tăng cường (Reinforcement Learning) là một trong những kỹ thuật quan trọng trong lĩnh vực trí tuệ nhân tạo, được ứng dụng trong nhiều lĩnh vực như xe tự lái, trò chơi và điều khiển robot.</w:t>
       </w:r>
     </w:p>
     <w:p>
@@ -92,7 +89,7 @@
     <w:p>
       <w:r>
         <w:pict w14:anchorId="58459CCB">
-          <v:rect id="_x0000_i1026" style="width:0;height:1.5pt" o:hralign="center" o:hrstd="t" o:hr="t" fillcolor="#a0a0a0" stroked="f"/>
+          <v:rect id="_x0000_i1025" style="width:0;height:1.5pt" o:hralign="center" o:hrstd="t" o:hr="t" fillcolor="#a0a0a0" stroked="f"/>
         </w:pict>
       </w:r>
     </w:p>
@@ -597,6 +594,604 @@
     <w:p>
       <w:r>
         <w:pict w14:anchorId="019D0C6A">
+          <v:rect id="_x0000_i1026" style="width:0;height:1.5pt" o:hralign="center" o:hrstd="t" o:hr="t" fillcolor="#a0a0a0" stroked="f"/>
+        </w:pict>
+      </w:r>
+    </w:p>
+    <w:p>
+      <w:pPr>
+        <w:rPr>
+          <w:b/>
+          <w:bCs/>
+        </w:rPr>
+      </w:pPr>
+      <w:r>
+        <w:rPr>
+          <w:b/>
+          <w:bCs/>
+          <w:lang w:val="en-US"/>
+        </w:rPr>
+        <w:t>3</w:t>
+      </w:r>
+      <w:r>
+        <w:rPr>
+          <w:b/>
+          <w:bCs/>
+        </w:rPr>
+        <w:t>. Phương pháp triển khai</w:t>
+      </w:r>
+    </w:p>
+    <w:p>
+      <w:pPr>
+        <w:numPr>
+          <w:ilvl w:val="0"/>
+          <w:numId w:val="4"/>
+        </w:numPr>
+      </w:pPr>
+      <w:r>
+        <w:rPr>
+          <w:b/>
+          <w:bCs/>
+        </w:rPr>
+        <w:t>Công cụ và công nghệ</w:t>
+      </w:r>
+      <w:r>
+        <w:t>:</w:t>
+      </w:r>
+    </w:p>
+    <w:p>
+      <w:pPr>
+        <w:numPr>
+          <w:ilvl w:val="1"/>
+          <w:numId w:val="4"/>
+        </w:numPr>
+      </w:pPr>
+      <w:r>
+        <w:rPr>
+          <w:b/>
+          <w:bCs/>
+          <w:lang w:val="en-US"/>
+        </w:rPr>
+        <w:t>Ngôn ngữ</w:t>
+      </w:r>
+      <w:r>
+        <w:t>:</w:t>
+      </w:r>
+      <w:r>
+        <w:rPr>
+          <w:lang w:val="en-US"/>
+        </w:rPr>
+        <w:t xml:space="preserve"> Python</w:t>
+      </w:r>
+    </w:p>
+    <w:p>
+      <w:pPr>
+        <w:numPr>
+          <w:ilvl w:val="1"/>
+          <w:numId w:val="4"/>
+        </w:numPr>
+      </w:pPr>
+      <w:r>
+        <w:rPr>
+          <w:b/>
+          <w:bCs/>
+          <w:lang w:val="en-US"/>
+        </w:rPr>
+        <w:t>Thư viện chính</w:t>
+      </w:r>
+      <w:r>
+        <w:t>:</w:t>
+      </w:r>
+      <w:r>
+        <w:rPr>
+          <w:lang w:val="en-US"/>
+        </w:rPr>
+        <w:t xml:space="preserve"> </w:t>
+      </w:r>
+    </w:p>
+    <w:p>
+      <w:pPr>
+        <w:numPr>
+          <w:ilvl w:val="2"/>
+          <w:numId w:val="4"/>
+        </w:numPr>
+      </w:pPr>
+      <w:r>
+        <w:rPr>
+          <w:lang w:val="en-US"/>
+        </w:rPr>
+        <w:t xml:space="preserve">torch: </w:t>
+      </w:r>
+      <w:r>
+        <w:t>Tạo và huấn luyện mạng neural.</w:t>
+      </w:r>
+    </w:p>
+    <w:p>
+      <w:pPr>
+        <w:numPr>
+          <w:ilvl w:val="2"/>
+          <w:numId w:val="4"/>
+        </w:numPr>
+      </w:pPr>
+      <w:r>
+        <w:rPr>
+          <w:lang w:val="en-US"/>
+        </w:rPr>
+        <w:t>pygame: Xây dựng môi trường game</w:t>
+      </w:r>
+    </w:p>
+    <w:p>
+      <w:pPr>
+        <w:numPr>
+          <w:ilvl w:val="2"/>
+          <w:numId w:val="4"/>
+        </w:numPr>
+        <w:spacing w:after="0" w:line="240" w:lineRule="auto"/>
+      </w:pPr>
+      <w:r>
+        <w:t>numpy: Xử lý dữ liệu</w:t>
+      </w:r>
+    </w:p>
+    <w:p>
+      <w:pPr>
+        <w:numPr>
+          <w:ilvl w:val="0"/>
+          <w:numId w:val="4"/>
+        </w:numPr>
+        <w:spacing w:before="240"/>
+      </w:pPr>
+      <w:r>
+        <w:rPr>
+          <w:b/>
+          <w:bCs/>
+        </w:rPr>
+        <w:t>Mô hình mạng neural</w:t>
+      </w:r>
+      <w:r>
+        <w:t>:</w:t>
+      </w:r>
+    </w:p>
+    <w:p>
+      <w:pPr>
+        <w:ind w:firstLine="720"/>
+      </w:pPr>
+      <w:r>
+        <w:rPr>
+          <w:lang w:val="en-US"/>
+        </w:rPr>
+        <w:t>Mạng Neural có cấu trúc cơ bản:</w:t>
+      </w:r>
+    </w:p>
+    <w:p>
+      <w:pPr>
+        <w:numPr>
+          <w:ilvl w:val="1"/>
+          <w:numId w:val="4"/>
+        </w:numPr>
+      </w:pPr>
+      <w:r>
+        <w:rPr>
+          <w:b/>
+          <w:bCs/>
+        </w:rPr>
+        <w:t>Input</w:t>
+      </w:r>
+      <w:r>
+        <w:t>: Trạng thái của môi trường. Ở trong dự án, trạng thái gồm 11 bit, 3 bit đầu mô tả mức độ nguy hiểm quanh rắn, 4 bit tiếp theo mô tả hướng di chuyển của rắn, 4 bit cuối mô tả vị trí của thức ăn so với đầu rắn</w:t>
+      </w:r>
+    </w:p>
+    <w:p>
+      <w:pPr>
+        <w:numPr>
+          <w:ilvl w:val="1"/>
+          <w:numId w:val="4"/>
+        </w:numPr>
+      </w:pPr>
+      <w:r>
+        <w:rPr>
+          <w:b/>
+          <w:bCs/>
+          <w:lang w:val="en-US"/>
+        </w:rPr>
+        <w:t>Hidden layers</w:t>
+      </w:r>
+      <w:r>
+        <w:rPr>
+          <w:lang w:val="en-US"/>
+        </w:rPr>
+        <w:t xml:space="preserve">: </w:t>
+      </w:r>
+      <w:r>
+        <w:t>Một hoặc nhiều lớp nơ-ron với hàm kích hoạt ReLU</w:t>
+      </w:r>
+      <w:r>
+        <w:rPr>
+          <w:lang w:val="en-US"/>
+        </w:rPr>
+        <w:t>.</w:t>
+      </w:r>
+    </w:p>
+    <w:p>
+      <w:pPr>
+        <w:numPr>
+          <w:ilvl w:val="1"/>
+          <w:numId w:val="4"/>
+        </w:numPr>
+      </w:pPr>
+      <w:r>
+        <w:rPr>
+          <w:b/>
+          <w:bCs/>
+        </w:rPr>
+        <w:t>Output</w:t>
+      </w:r>
+      <w:r>
+        <w:t>: Q-value cho mỗi hành động có thể thực hiện (theo hướng đầu rắn, có thể đi thẳng, rẽ trái, rẽ ph</w:t>
+      </w:r>
+      <w:r>
+        <w:t>ải</w:t>
+      </w:r>
+      <w:r>
+        <w:t>).</w:t>
+      </w:r>
+    </w:p>
+    <w:p>
+      <w:pPr>
+        <w:ind w:left="720"/>
+        <w:rPr>
+          <w:lang w:val="en-US"/>
+        </w:rPr>
+      </w:pPr>
+      <w:r>
+        <w:rPr>
+          <w:lang w:val="en-US"/>
+        </w:rPr>
+        <w:t>Code cấu trúc:</w:t>
+      </w:r>
+    </w:p>
+    <w:p>
+      <w:pPr>
+        <w:ind w:left="1440"/>
+      </w:pPr>
+      <w:r>
+        <w:t>class Linear_QNet(nn.Module):</w:t>
+      </w:r>
+    </w:p>
+    <w:p>
+      <w:pPr>
+        <w:ind w:left="1440"/>
+      </w:pPr>
+      <w:r>
+        <w:t xml:space="preserve">    def __init__(self, input_size, hidden_size, output_size):</w:t>
+      </w:r>
+    </w:p>
+    <w:p>
+      <w:pPr>
+        <w:ind w:left="1440"/>
+      </w:pPr>
+      <w:r>
+        <w:t xml:space="preserve">        super().__init__()</w:t>
+      </w:r>
+    </w:p>
+    <w:p>
+      <w:pPr>
+        <w:ind w:left="1440"/>
+      </w:pPr>
+      <w:r>
+        <w:t xml:space="preserve">        self.linear1 = nn.Linear(input_size, hidden_size)</w:t>
+      </w:r>
+    </w:p>
+    <w:p>
+      <w:pPr>
+        <w:ind w:left="1440"/>
+      </w:pPr>
+      <w:r>
+        <w:t xml:space="preserve">        self.linear2 = nn.Linear(hidden_size, output_size)</w:t>
+      </w:r>
+    </w:p>
+    <w:p>
+      <w:pPr>
+        <w:ind w:left="1440"/>
+      </w:pPr>
+    </w:p>
+    <w:p>
+      <w:pPr>
+        <w:ind w:left="1440"/>
+      </w:pPr>
+      <w:r>
+        <w:t xml:space="preserve">    def forward(self, x):</w:t>
+      </w:r>
+    </w:p>
+    <w:p>
+      <w:pPr>
+        <w:ind w:left="1440"/>
+      </w:pPr>
+      <w:r>
+        <w:t xml:space="preserve">        x = F.relu(self.linear1(x))</w:t>
+      </w:r>
+    </w:p>
+    <w:p>
+      <w:pPr>
+        <w:ind w:left="1440"/>
+      </w:pPr>
+      <w:r>
+        <w:t xml:space="preserve">        x = self.linear2(x)</w:t>
+      </w:r>
+    </w:p>
+    <w:p>
+      <w:pPr>
+        <w:ind w:left="1440"/>
+      </w:pPr>
+      <w:r>
+        <w:t xml:space="preserve">        return x</w:t>
+      </w:r>
+    </w:p>
+    <w:p>
+      <w:pPr>
+        <w:numPr>
+          <w:ilvl w:val="0"/>
+          <w:numId w:val="4"/>
+        </w:numPr>
+      </w:pPr>
+      <w:r>
+        <w:rPr>
+          <w:b/>
+          <w:bCs/>
+        </w:rPr>
+        <w:t>Thuật toán</w:t>
+      </w:r>
+      <w:r>
+        <w:rPr>
+          <w:b/>
+          <w:bCs/>
+          <w:lang w:val="en-US"/>
+        </w:rPr>
+        <w:t xml:space="preserve"> Deep Q-Learning</w:t>
+      </w:r>
+      <w:r>
+        <w:t>:</w:t>
+      </w:r>
+    </w:p>
+    <w:p>
+      <w:pPr>
+        <w:ind w:firstLine="720"/>
+        <w:rPr>
+          <w:lang w:val="en-US"/>
+        </w:rPr>
+      </w:pPr>
+      <w:r>
+        <w:t>Các bước chính của Deep Q-Learning.</w:t>
+      </w:r>
+    </w:p>
+    <w:p>
+      <w:pPr>
+        <w:pStyle w:val="oancuaDanhsach"/>
+        <w:numPr>
+          <w:ilvl w:val="0"/>
+          <w:numId w:val="12"/>
+        </w:numPr>
+        <w:spacing w:line="276" w:lineRule="auto"/>
+        <w:rPr>
+          <w:lang w:val="en-US"/>
+        </w:rPr>
+      </w:pPr>
+      <w:r>
+        <w:rPr>
+          <w:lang w:val="en-US"/>
+        </w:rPr>
+        <w:t>Nhận trạng thái hiện tại từ môi trường</w:t>
+      </w:r>
+    </w:p>
+    <w:p>
+      <w:pPr>
+        <w:pStyle w:val="oancuaDanhsach"/>
+        <w:numPr>
+          <w:ilvl w:val="0"/>
+          <w:numId w:val="12"/>
+        </w:numPr>
+        <w:spacing w:line="276" w:lineRule="auto"/>
+        <w:rPr>
+          <w:lang w:val="en-US"/>
+        </w:rPr>
+      </w:pPr>
+      <w:r>
+        <w:rPr>
+          <w:lang w:val="en-US"/>
+        </w:rPr>
+        <w:t>Dự đoán hành động tiếp theo dựa trên trạng thái thông qua mô hình AI</w:t>
+      </w:r>
+    </w:p>
+    <w:p>
+      <w:pPr>
+        <w:pStyle w:val="oancuaDanhsach"/>
+        <w:numPr>
+          <w:ilvl w:val="0"/>
+          <w:numId w:val="12"/>
+        </w:numPr>
+        <w:spacing w:line="276" w:lineRule="auto"/>
+        <w:rPr>
+          <w:lang w:val="en-US"/>
+        </w:rPr>
+      </w:pPr>
+      <w:r>
+        <w:rPr>
+          <w:lang w:val="en-US"/>
+        </w:rPr>
+        <w:t>Thực hiện hành động, nhận phần thưởng và sang trạng thái mới</w:t>
+      </w:r>
+    </w:p>
+    <w:p>
+      <w:pPr>
+        <w:pStyle w:val="oancuaDanhsach"/>
+        <w:numPr>
+          <w:ilvl w:val="0"/>
+          <w:numId w:val="12"/>
+        </w:numPr>
+        <w:spacing w:line="276" w:lineRule="auto"/>
+        <w:rPr>
+          <w:lang w:val="en-US"/>
+        </w:rPr>
+      </w:pPr>
+      <w:r>
+        <w:rPr>
+          <w:lang w:val="en-US"/>
+        </w:rPr>
+        <w:t>Cập nhật Q-Value thông qua Replay Buffer và huấn luyện mô hình</w:t>
+      </w:r>
+    </w:p>
+    <w:p>
+      <w:pPr>
+        <w:spacing w:line="276" w:lineRule="auto"/>
+        <w:ind w:left="720"/>
+        <w:rPr>
+          <w:lang w:val="en-US"/>
+        </w:rPr>
+      </w:pPr>
+      <w:r>
+        <w:rPr>
+          <w:lang w:val="en-US"/>
+        </w:rPr>
+        <w:t>Lưu và tải mô hình</w:t>
+      </w:r>
+    </w:p>
+    <w:p>
+      <w:pPr>
+        <w:spacing w:line="276" w:lineRule="auto"/>
+        <w:ind w:left="720"/>
+        <w:rPr>
+          <w:lang w:val="en-US"/>
+        </w:rPr>
+      </w:pPr>
+      <w:r>
+        <w:rPr>
+          <w:lang w:val="en-US"/>
+        </w:rPr>
+        <w:tab/>
+        <w:t>Hàm lưu mô hình:</w:t>
+      </w:r>
+    </w:p>
+    <w:p>
+      <w:pPr>
+        <w:spacing w:line="276" w:lineRule="auto"/>
+        <w:ind w:left="720"/>
+        <w:jc w:val="center"/>
+        <w:rPr>
+          <w:lang w:val="en-US"/>
+        </w:rPr>
+      </w:pPr>
+      <w:r>
+        <w:rPr>
+          <w:lang w:val="en-US"/>
+        </w:rPr>
+        <w:drawing>
+          <wp:inline distT="0" distB="0" distL="0" distR="0" wp14:anchorId="33A8EC02" wp14:editId="790EEF4A">
+            <wp:extent cx="5762625" cy="2701925"/>
+            <wp:effectExtent l="0" t="0" r="9525" b="3175"/>
+            <wp:docPr id="1817815246" name="Hình ảnh 1"/>
+            <wp:cNvGraphicFramePr>
+              <a:graphicFrameLocks xmlns:a="http://schemas.openxmlformats.org/drawingml/2006/main" noChangeAspect="1"/>
+            </wp:cNvGraphicFramePr>
+            <a:graphic xmlns:a="http://schemas.openxmlformats.org/drawingml/2006/main">
+              <a:graphicData uri="http://schemas.openxmlformats.org/drawingml/2006/picture">
+                <pic:pic xmlns:pic="http://schemas.openxmlformats.org/drawingml/2006/picture">
+                  <pic:nvPicPr>
+                    <pic:cNvPr id="1817815246" name=""/>
+                    <pic:cNvPicPr/>
+                  </pic:nvPicPr>
+                  <pic:blipFill>
+                    <a:blip r:embed="rId6"/>
+                    <a:stretch>
+                      <a:fillRect/>
+                    </a:stretch>
+                  </pic:blipFill>
+                  <pic:spPr>
+                    <a:xfrm>
+                      <a:off x="0" y="0"/>
+                      <a:ext cx="5762625" cy="2701925"/>
+                    </a:xfrm>
+                    <a:prstGeom prst="rect">
+                      <a:avLst/>
+                    </a:prstGeom>
+                  </pic:spPr>
+                </pic:pic>
+              </a:graphicData>
+            </a:graphic>
+          </wp:inline>
+        </w:drawing>
+      </w:r>
+    </w:p>
+    <w:p>
+      <w:pPr>
+        <w:spacing w:line="276" w:lineRule="auto"/>
+        <w:ind w:left="720"/>
+        <w:rPr>
+          <w:lang w:val="en-US"/>
+        </w:rPr>
+      </w:pPr>
+      <w:r>
+        <w:rPr>
+          <w:lang w:val="en-US"/>
+        </w:rPr>
+        <w:tab/>
+        <w:t>Hàm tải mô hình:</w:t>
+      </w:r>
+      <w:r>
+        <w:rPr>
+          <w:lang w:val="en-US"/>
+        </w:rPr>
+        <w:t xml:space="preserve">    </w:t>
+      </w:r>
+      <w:r>
+        <w:rPr>
+          <w:lang w:val="en-US"/>
+        </w:rPr>
+        <w:drawing>
+          <wp:inline distT="0" distB="0" distL="0" distR="0" wp14:anchorId="29FF6911" wp14:editId="5A3EAFA8">
+            <wp:extent cx="5762625" cy="1936750"/>
+            <wp:effectExtent l="0" t="0" r="9525" b="6350"/>
+            <wp:docPr id="73085876" name="Hình ảnh 1" descr="Ảnh có chứa văn bản, ảnh chụp màn hình, Phông chữ, hàng&#10;&#10;Mô tả được tạo tự động"/>
+            <wp:cNvGraphicFramePr>
+              <a:graphicFrameLocks xmlns:a="http://schemas.openxmlformats.org/drawingml/2006/main" noChangeAspect="1"/>
+            </wp:cNvGraphicFramePr>
+            <a:graphic xmlns:a="http://schemas.openxmlformats.org/drawingml/2006/main">
+              <a:graphicData uri="http://schemas.openxmlformats.org/drawingml/2006/picture">
+                <pic:pic xmlns:pic="http://schemas.openxmlformats.org/drawingml/2006/picture">
+                  <pic:nvPicPr>
+                    <pic:cNvPr id="73085876" name="Hình ảnh 1" descr="Ảnh có chứa văn bản, ảnh chụp màn hình, Phông chữ, hàng&#10;&#10;Mô tả được tạo tự động"/>
+                    <pic:cNvPicPr/>
+                  </pic:nvPicPr>
+                  <pic:blipFill>
+                    <a:blip r:embed="rId7"/>
+                    <a:stretch>
+                      <a:fillRect/>
+                    </a:stretch>
+                  </pic:blipFill>
+                  <pic:spPr>
+                    <a:xfrm>
+                      <a:off x="0" y="0"/>
+                      <a:ext cx="5762625" cy="1936750"/>
+                    </a:xfrm>
+                    <a:prstGeom prst="rect">
+                      <a:avLst/>
+                    </a:prstGeom>
+                  </pic:spPr>
+                </pic:pic>
+              </a:graphicData>
+            </a:graphic>
+          </wp:inline>
+        </w:drawing>
+      </w:r>
+      <w:r>
+        <w:rPr>
+          <w:lang w:val="en-US"/>
+        </w:rPr>
+        <w:tab/>
+      </w:r>
+    </w:p>
+    <w:p>
+      <w:r>
+        <w:lastRenderedPageBreak/>
+        <w:pict w14:anchorId="00F1EADF">
           <v:rect id="_x0000_i1027" style="width:0;height:1.5pt" o:hralign="center" o:hrstd="t" o:hr="t" fillcolor="#a0a0a0" stroked="f"/>
         </w:pict>
       </w:r>
@@ -614,531 +1209,6 @@
           <w:bCs/>
           <w:lang w:val="en-US"/>
         </w:rPr>
-        <w:t>3</w:t>
-      </w:r>
-      <w:r>
-        <w:rPr>
-          <w:b/>
-          <w:bCs/>
-        </w:rPr>
-        <w:t>. Phương pháp triển khai</w:t>
-      </w:r>
-    </w:p>
-    <w:p>
-      <w:pPr>
-        <w:numPr>
-          <w:ilvl w:val="0"/>
-          <w:numId w:val="4"/>
-        </w:numPr>
-      </w:pPr>
-      <w:r>
-        <w:rPr>
-          <w:b/>
-          <w:bCs/>
-        </w:rPr>
-        <w:t>Công cụ và công nghệ</w:t>
-      </w:r>
-      <w:r>
-        <w:t>:</w:t>
-      </w:r>
-    </w:p>
-    <w:p>
-      <w:pPr>
-        <w:numPr>
-          <w:ilvl w:val="1"/>
-          <w:numId w:val="4"/>
-        </w:numPr>
-      </w:pPr>
-      <w:r>
-        <w:rPr>
-          <w:b/>
-          <w:bCs/>
-          <w:lang w:val="en-US"/>
-        </w:rPr>
-        <w:t>Ngôn ngữ</w:t>
-      </w:r>
-      <w:r>
-        <w:t>:</w:t>
-      </w:r>
-      <w:r>
-        <w:rPr>
-          <w:lang w:val="en-US"/>
-        </w:rPr>
-        <w:t xml:space="preserve"> Python</w:t>
-      </w:r>
-    </w:p>
-    <w:p>
-      <w:pPr>
-        <w:numPr>
-          <w:ilvl w:val="1"/>
-          <w:numId w:val="4"/>
-        </w:numPr>
-      </w:pPr>
-      <w:r>
-        <w:rPr>
-          <w:b/>
-          <w:bCs/>
-          <w:lang w:val="en-US"/>
-        </w:rPr>
-        <w:t>Thư viện chính</w:t>
-      </w:r>
-      <w:r>
-        <w:t>:</w:t>
-      </w:r>
-      <w:r>
-        <w:rPr>
-          <w:lang w:val="en-US"/>
-        </w:rPr>
-        <w:t xml:space="preserve"> </w:t>
-      </w:r>
-    </w:p>
-    <w:p>
-      <w:pPr>
-        <w:numPr>
-          <w:ilvl w:val="2"/>
-          <w:numId w:val="4"/>
-        </w:numPr>
-      </w:pPr>
-      <w:r>
-        <w:rPr>
-          <w:lang w:val="en-US"/>
-        </w:rPr>
-        <w:t xml:space="preserve">torch: </w:t>
-      </w:r>
-      <w:r>
-        <w:t>Tạo và huấn luyện mạng neural.</w:t>
-      </w:r>
-    </w:p>
-    <w:p>
-      <w:pPr>
-        <w:numPr>
-          <w:ilvl w:val="2"/>
-          <w:numId w:val="4"/>
-        </w:numPr>
-      </w:pPr>
-      <w:r>
-        <w:rPr>
-          <w:lang w:val="en-US"/>
-        </w:rPr>
-        <w:t>pygame: Xây dựng môi trường game</w:t>
-      </w:r>
-    </w:p>
-    <w:p>
-      <w:pPr>
-        <w:numPr>
-          <w:ilvl w:val="2"/>
-          <w:numId w:val="4"/>
-        </w:numPr>
-        <w:spacing w:after="0" w:line="240" w:lineRule="auto"/>
-      </w:pPr>
-      <w:r>
-        <w:t>numpy: Xử lý dữ liệu</w:t>
-      </w:r>
-    </w:p>
-    <w:p>
-      <w:pPr>
-        <w:numPr>
-          <w:ilvl w:val="0"/>
-          <w:numId w:val="4"/>
-        </w:numPr>
-        <w:spacing w:before="240"/>
-      </w:pPr>
-      <w:r>
-        <w:rPr>
-          <w:b/>
-          <w:bCs/>
-        </w:rPr>
-        <w:t>Mô hình mạng neural</w:t>
-      </w:r>
-      <w:r>
-        <w:t>:</w:t>
-      </w:r>
-    </w:p>
-    <w:p>
-      <w:pPr>
-        <w:ind w:firstLine="720"/>
-      </w:pPr>
-      <w:r>
-        <w:rPr>
-          <w:lang w:val="en-US"/>
-        </w:rPr>
-        <w:t>Mạng Neural có cấu trúc cơ bản:</w:t>
-      </w:r>
-    </w:p>
-    <w:p>
-      <w:pPr>
-        <w:numPr>
-          <w:ilvl w:val="1"/>
-          <w:numId w:val="4"/>
-        </w:numPr>
-      </w:pPr>
-      <w:r>
-        <w:rPr>
-          <w:b/>
-          <w:bCs/>
-        </w:rPr>
-        <w:t>Input</w:t>
-      </w:r>
-      <w:r>
-        <w:t>: Trạng thái của môi trường. Ở trong dự án, trạng thái gồm 11 bit, 3 bit đầu mô tả mức độ nguy hiểm quanh rắn, 4 bit tiếp theo mô tả hướng di chuyển của rắn, 4 bit cuối mô tả vị trí của thức ăn so với đầu rắn</w:t>
-      </w:r>
-    </w:p>
-    <w:p>
-      <w:pPr>
-        <w:numPr>
-          <w:ilvl w:val="1"/>
-          <w:numId w:val="4"/>
-        </w:numPr>
-      </w:pPr>
-      <w:r>
-        <w:rPr>
-          <w:b/>
-          <w:bCs/>
-          <w:lang w:val="en-US"/>
-        </w:rPr>
-        <w:t>Hidden layers</w:t>
-      </w:r>
-      <w:r>
-        <w:rPr>
-          <w:lang w:val="en-US"/>
-        </w:rPr>
-        <w:t xml:space="preserve">: </w:t>
-      </w:r>
-      <w:r>
-        <w:t>Một hoặc nhiều lớp nơ-ron với hàm kích hoạt ReLU</w:t>
-      </w:r>
-      <w:r>
-        <w:rPr>
-          <w:lang w:val="en-US"/>
-        </w:rPr>
-        <w:t>.</w:t>
-      </w:r>
-    </w:p>
-    <w:p>
-      <w:pPr>
-        <w:numPr>
-          <w:ilvl w:val="1"/>
-          <w:numId w:val="4"/>
-        </w:numPr>
-      </w:pPr>
-      <w:r>
-        <w:rPr>
-          <w:b/>
-          <w:bCs/>
-        </w:rPr>
-        <w:t>Output</w:t>
-      </w:r>
-      <w:r>
-        <w:t>: Q-value cho mỗi hành động có thể thực hiện (</w:t>
-      </w:r>
-      <w:r>
-        <w:t>theo hướng đầu rắn, có thể đi thẳng, rẽ trái, rẽ ph</w:t>
-      </w:r>
-      <w:r>
-        <w:t>ải</w:t>
-      </w:r>
-      <w:r>
-        <w:t>).</w:t>
-      </w:r>
-    </w:p>
-    <w:p>
-      <w:pPr>
-        <w:ind w:left="720"/>
-        <w:rPr>
-          <w:lang w:val="en-US"/>
-        </w:rPr>
-      </w:pPr>
-      <w:r>
-        <w:rPr>
-          <w:lang w:val="en-US"/>
-        </w:rPr>
-        <w:t>Code cấu trúc:</w:t>
-      </w:r>
-    </w:p>
-    <w:p>
-      <w:pPr>
-        <w:ind w:left="1440"/>
-      </w:pPr>
-      <w:r>
-        <w:t>class Linear_QNet(nn.Module):</w:t>
-      </w:r>
-    </w:p>
-    <w:p>
-      <w:pPr>
-        <w:ind w:left="1440"/>
-      </w:pPr>
-      <w:r>
-        <w:t xml:space="preserve">    def __init__(self, input_size, hidden_size, output_size):</w:t>
-      </w:r>
-    </w:p>
-    <w:p>
-      <w:pPr>
-        <w:ind w:left="1440"/>
-      </w:pPr>
-      <w:r>
-        <w:t xml:space="preserve">        super().__init__()</w:t>
-      </w:r>
-    </w:p>
-    <w:p>
-      <w:pPr>
-        <w:ind w:left="1440"/>
-      </w:pPr>
-      <w:r>
-        <w:t xml:space="preserve">        self.linear1 = nn.Linear(input_size, hidden_size)</w:t>
-      </w:r>
-    </w:p>
-    <w:p>
-      <w:pPr>
-        <w:ind w:left="1440"/>
-      </w:pPr>
-      <w:r>
-        <w:t xml:space="preserve">        self.linear2 = nn.Linear(hidden_size, output_size)</w:t>
-      </w:r>
-    </w:p>
-    <w:p>
-      <w:pPr>
-        <w:ind w:left="1440"/>
-      </w:pPr>
-    </w:p>
-    <w:p>
-      <w:pPr>
-        <w:ind w:left="1440"/>
-      </w:pPr>
-      <w:r>
-        <w:t xml:space="preserve">    def forward(self, x):</w:t>
-      </w:r>
-    </w:p>
-    <w:p>
-      <w:pPr>
-        <w:ind w:left="1440"/>
-      </w:pPr>
-      <w:r>
-        <w:t xml:space="preserve">        x = F.relu(self.linear1(x))</w:t>
-      </w:r>
-    </w:p>
-    <w:p>
-      <w:pPr>
-        <w:ind w:left="1440"/>
-      </w:pPr>
-      <w:r>
-        <w:t xml:space="preserve">        x = self.linear2(x)</w:t>
-      </w:r>
-    </w:p>
-    <w:p>
-      <w:pPr>
-        <w:ind w:left="1440"/>
-      </w:pPr>
-      <w:r>
-        <w:t xml:space="preserve">        return x</w:t>
-      </w:r>
-    </w:p>
-    <w:p>
-      <w:pPr>
-        <w:numPr>
-          <w:ilvl w:val="0"/>
-          <w:numId w:val="4"/>
-        </w:numPr>
-      </w:pPr>
-      <w:r>
-        <w:rPr>
-          <w:b/>
-          <w:bCs/>
-        </w:rPr>
-        <w:t>Thuật toán</w:t>
-      </w:r>
-      <w:r>
-        <w:rPr>
-          <w:b/>
-          <w:bCs/>
-          <w:lang w:val="en-US"/>
-        </w:rPr>
-        <w:t xml:space="preserve"> Deep Q-Learning</w:t>
-      </w:r>
-      <w:r>
-        <w:t>:</w:t>
-      </w:r>
-    </w:p>
-    <w:p>
-      <w:pPr>
-        <w:ind w:firstLine="720"/>
-        <w:rPr>
-          <w:lang w:val="en-US"/>
-        </w:rPr>
-      </w:pPr>
-      <w:r>
-        <w:t>Các bước chính của Deep Q-Learning.</w:t>
-      </w:r>
-    </w:p>
-    <w:p>
-      <w:pPr>
-        <w:pStyle w:val="oancuaDanhsach"/>
-        <w:numPr>
-          <w:ilvl w:val="0"/>
-          <w:numId w:val="12"/>
-        </w:numPr>
-        <w:spacing w:line="276" w:lineRule="auto"/>
-        <w:rPr>
-          <w:lang w:val="en-US"/>
-        </w:rPr>
-      </w:pPr>
-      <w:r>
-        <w:rPr>
-          <w:lang w:val="en-US"/>
-        </w:rPr>
-        <w:t>Nhận trạng thái hiện tại từ môi trường</w:t>
-      </w:r>
-    </w:p>
-    <w:p>
-      <w:pPr>
-        <w:pStyle w:val="oancuaDanhsach"/>
-        <w:numPr>
-          <w:ilvl w:val="0"/>
-          <w:numId w:val="12"/>
-        </w:numPr>
-        <w:spacing w:line="276" w:lineRule="auto"/>
-        <w:rPr>
-          <w:lang w:val="en-US"/>
-        </w:rPr>
-      </w:pPr>
-      <w:r>
-        <w:rPr>
-          <w:lang w:val="en-US"/>
-        </w:rPr>
-        <w:t>Dự đoán hành động tiếp theo dựa trên trạng thái thông qua mô hình AI</w:t>
-      </w:r>
-    </w:p>
-    <w:p>
-      <w:pPr>
-        <w:pStyle w:val="oancuaDanhsach"/>
-        <w:numPr>
-          <w:ilvl w:val="0"/>
-          <w:numId w:val="12"/>
-        </w:numPr>
-        <w:spacing w:line="276" w:lineRule="auto"/>
-        <w:rPr>
-          <w:lang w:val="en-US"/>
-        </w:rPr>
-      </w:pPr>
-      <w:r>
-        <w:rPr>
-          <w:lang w:val="en-US"/>
-        </w:rPr>
-        <w:t>Thực hiện hành động, nhận phần thưởng và sang trạng thái mới</w:t>
-      </w:r>
-    </w:p>
-    <w:p>
-      <w:pPr>
-        <w:pStyle w:val="oancuaDanhsach"/>
-        <w:numPr>
-          <w:ilvl w:val="0"/>
-          <w:numId w:val="12"/>
-        </w:numPr>
-        <w:spacing w:line="276" w:lineRule="auto"/>
-        <w:rPr>
-          <w:lang w:val="en-US"/>
-        </w:rPr>
-      </w:pPr>
-      <w:r>
-        <w:rPr>
-          <w:lang w:val="en-US"/>
-        </w:rPr>
-        <w:t>Cập nhật Q-Value thông qua Replay Buffer và huấn luyện mô hình</w:t>
-      </w:r>
-    </w:p>
-    <w:p>
-      <w:pPr>
-        <w:spacing w:line="276" w:lineRule="auto"/>
-        <w:ind w:left="720"/>
-        <w:rPr>
-          <w:lang w:val="en-US"/>
-        </w:rPr>
-      </w:pPr>
-      <w:r>
-        <w:rPr>
-          <w:lang w:val="en-US"/>
-        </w:rPr>
-        <w:t>Lưu và tải mô hình</w:t>
-      </w:r>
-    </w:p>
-    <w:p>
-      <w:pPr>
-        <w:spacing w:line="276" w:lineRule="auto"/>
-        <w:ind w:left="720"/>
-        <w:rPr>
-          <w:lang w:val="en-US"/>
-        </w:rPr>
-      </w:pPr>
-      <w:r>
-        <w:rPr>
-          <w:lang w:val="en-US"/>
-        </w:rPr>
-        <w:tab/>
-        <w:t>Hàm lưu mô hình:</w:t>
-      </w:r>
-    </w:p>
-    <w:p>
-      <w:pPr>
-        <w:spacing w:line="276" w:lineRule="auto"/>
-        <w:ind w:left="720"/>
-        <w:rPr>
-          <w:lang w:val="en-US"/>
-        </w:rPr>
-      </w:pPr>
-      <w:r>
-        <w:rPr>
-          <w:lang w:val="en-US"/>
-        </w:rPr>
-        <w:tab/>
-      </w:r>
-    </w:p>
-    <w:p>
-      <w:pPr>
-        <w:spacing w:line="276" w:lineRule="auto"/>
-        <w:ind w:left="720"/>
-        <w:rPr>
-          <w:lang w:val="en-US"/>
-        </w:rPr>
-      </w:pPr>
-      <w:r>
-        <w:rPr>
-          <w:lang w:val="en-US"/>
-        </w:rPr>
-        <w:tab/>
-        <w:t>Hàm tải mô hình:</w:t>
-      </w:r>
-      <w:r>
-        <w:rPr>
-          <w:lang w:val="en-US"/>
-        </w:rPr>
-        <w:t xml:space="preserve">    </w:t>
-      </w:r>
-      <w:r>
-        <w:rPr>
-          <w:lang w:val="en-US"/>
-        </w:rPr>
-        <w:tab/>
-      </w:r>
-    </w:p>
-    <w:p>
-      <w:r>
-        <w:pict w14:anchorId="00F1EADF">
-          <v:rect id="_x0000_i1036" style="width:0;height:1.5pt" o:hralign="center" o:hrstd="t" o:hr="t" fillcolor="#a0a0a0" stroked="f"/>
-        </w:pict>
-      </w:r>
-    </w:p>
-    <w:p>
-      <w:pPr>
-        <w:rPr>
-          <w:b/>
-          <w:bCs/>
-        </w:rPr>
-      </w:pPr>
-      <w:r>
-        <w:rPr>
-          <w:b/>
-          <w:bCs/>
-          <w:lang w:val="en-US"/>
-        </w:rPr>
         <w:t>4</w:t>
       </w:r>
       <w:r>
@@ -1174,11 +1244,20 @@
       </w:pPr>
       <w:r>
         <w:rPr>
-          <w:b/>
-          <w:bCs/>
           <w:lang w:val="en-US"/>
         </w:rPr>
         <w:t>Thử nghiệm model trên số lượng game lớn</w:t>
+      </w:r>
+    </w:p>
+    <w:p>
+      <w:pPr>
+        <w:numPr>
+          <w:ilvl w:val="1"/>
+          <w:numId w:val="5"/>
+        </w:numPr>
+      </w:pPr>
+      <w:r>
+        <w:t xml:space="preserve">Qua quá trình thực nghiệm, trong vòng 80 game đầu, “rắn” di chuyển khá lòng vòng một cách ngẫu nhiên, số điểm cao nhất trong vòng 2 – 4 điểm </w:t>
       </w:r>
     </w:p>
     <w:p>
@@ -1207,7 +1286,19 @@
         </w:numPr>
       </w:pPr>
       <w:r>
-        <w:t>Điểm số AI đạt được qua các epoch huấn luyện.</w:t>
+        <w:t>Điểm số AI đạt được</w:t>
+      </w:r>
+      <w:r>
+        <w:t xml:space="preserve"> cũng đã cải thiện</w:t>
+      </w:r>
+      <w:r>
+        <w:t xml:space="preserve"> qua các epoch huấn luyện</w:t>
+      </w:r>
+      <w:r>
+        <w:t xml:space="preserve"> (15000 game), điểm số trung bình tăng dần đến 30 điểm, điểm số cao nhất lên đến 100</w:t>
+      </w:r>
+      <w:r>
+        <w:t>.</w:t>
       </w:r>
     </w:p>
     <w:p>
@@ -1218,7 +1309,10 @@
         </w:numPr>
       </w:pPr>
       <w:r>
-        <w:t>So sánh với người chơi.</w:t>
+        <w:t>Kết quả đạt được khả quan, khi trung bình các thành viên tham gia trò chơi cũng đạt được số điểm trung bình là 10-20</w:t>
+      </w:r>
+      <w:r>
+        <w:t>.</w:t>
       </w:r>
     </w:p>
     <w:p>
@@ -1247,23 +1341,189 @@
         </w:numPr>
       </w:pPr>
       <w:r>
-        <w:t>Đồ thị điểm số qua số game.</w:t>
+        <w:t>Đồ thị điểm số qua số game</w:t>
+      </w:r>
+      <w:r>
+        <w:t>, cùng số game và điểm trung bình qua các game</w:t>
+      </w:r>
+      <w:r>
+        <w:t>.</w:t>
+      </w:r>
+    </w:p>
+    <w:p>
+      <w:r>
+        <w:pict w14:anchorId="5BCC0E81">
+          <v:rect id="_x0000_i1028" style="width:0;height:1.5pt" o:hralign="center" o:hrstd="t" o:hr="t" fillcolor="#a0a0a0" stroked="f"/>
+        </w:pict>
+      </w:r>
+    </w:p>
+    <w:p>
+      <w:pPr>
+        <w:rPr>
+          <w:b/>
+          <w:bCs/>
+        </w:rPr>
+      </w:pPr>
+      <w:r>
+        <w:rPr>
+          <w:b/>
+          <w:bCs/>
+          <w:lang w:val="en-US"/>
+        </w:rPr>
+        <w:t>5</w:t>
+      </w:r>
+      <w:r>
+        <w:rPr>
+          <w:b/>
+          <w:bCs/>
+        </w:rPr>
+        <w:t>. Thảo luận</w:t>
+      </w:r>
+    </w:p>
+    <w:p>
+      <w:pPr>
+        <w:numPr>
+          <w:ilvl w:val="0"/>
+          <w:numId w:val="6"/>
+        </w:numPr>
+      </w:pPr>
+      <w:r>
+        <w:rPr>
+          <w:b/>
+          <w:bCs/>
+        </w:rPr>
+        <w:t>Ưu điểm của mô hình</w:t>
+      </w:r>
+      <w:r>
+        <w:t>:</w:t>
       </w:r>
     </w:p>
     <w:p>
       <w:pPr>
         <w:numPr>
           <w:ilvl w:val="1"/>
-          <w:numId w:val="5"/>
-        </w:numPr>
-      </w:pPr>
-      <w:r>
-        <w:t>Đồ thị mất mát (loss) qua thời gian.</w:t>
-      </w:r>
-    </w:p>
-    <w:p>
-      <w:r>
-        <w:pict w14:anchorId="5BCC0E81">
+          <w:numId w:val="6"/>
+        </w:numPr>
+      </w:pPr>
+      <w:r>
+        <w:t>Học nhanh, khả năng tự tối ưu.</w:t>
+      </w:r>
+    </w:p>
+    <w:p>
+      <w:pPr>
+        <w:numPr>
+          <w:ilvl w:val="0"/>
+          <w:numId w:val="6"/>
+        </w:numPr>
+      </w:pPr>
+      <w:r>
+        <w:rPr>
+          <w:b/>
+          <w:bCs/>
+        </w:rPr>
+        <w:t>Nhược điểm và hạn chế</w:t>
+      </w:r>
+      <w:r>
+        <w:t>:</w:t>
+      </w:r>
+    </w:p>
+    <w:p>
+      <w:pPr>
+        <w:numPr>
+          <w:ilvl w:val="1"/>
+          <w:numId w:val="6"/>
+        </w:numPr>
+      </w:pPr>
+      <w:r>
+        <w:t>Tốn nhiều thời gian huấn luyện.</w:t>
+      </w:r>
+    </w:p>
+    <w:p>
+      <w:pPr>
+        <w:numPr>
+          <w:ilvl w:val="1"/>
+          <w:numId w:val="6"/>
+        </w:numPr>
+      </w:pPr>
+      <w:r>
+        <w:t>Mô hình có thể bị overfitting hoặc underfitting.</w:t>
+      </w:r>
+    </w:p>
+    <w:p>
+      <w:pPr>
+        <w:numPr>
+          <w:ilvl w:val="1"/>
+          <w:numId w:val="6"/>
+        </w:numPr>
+      </w:pPr>
+      <w:r>
+        <w:t>Hiện project vẫn đang trong quá trình phát triển, chưa có đủ thời gian để huấn luyện AI đến mức đủ tốt để tăng điểm trung bình lên 100</w:t>
+      </w:r>
+    </w:p>
+    <w:p>
+      <w:pPr>
+        <w:numPr>
+          <w:ilvl w:val="0"/>
+          <w:numId w:val="6"/>
+        </w:numPr>
+      </w:pPr>
+      <w:r>
+        <w:rPr>
+          <w:b/>
+          <w:bCs/>
+        </w:rPr>
+        <w:t>Cải tiến đề xuất</w:t>
+      </w:r>
+      <w:r>
+        <w:t>:</w:t>
+      </w:r>
+    </w:p>
+    <w:p>
+      <w:pPr>
+        <w:numPr>
+          <w:ilvl w:val="1"/>
+          <w:numId w:val="6"/>
+        </w:numPr>
+      </w:pPr>
+      <w:r>
+        <w:t>Tối ưu mạng neural.</w:t>
+      </w:r>
+    </w:p>
+    <w:p>
+      <w:pPr>
+        <w:numPr>
+          <w:ilvl w:val="1"/>
+          <w:numId w:val="6"/>
+        </w:numPr>
+      </w:pPr>
+      <w:r>
+        <w:t>Tăng số lượng trải nghiệm trong Replay Buffer.</w:t>
+      </w:r>
+    </w:p>
+    <w:p>
+      <w:pPr>
+        <w:numPr>
+          <w:ilvl w:val="1"/>
+          <w:numId w:val="6"/>
+        </w:numPr>
+      </w:pPr>
+      <w:r>
+        <w:t xml:space="preserve">Thay đổi </w:t>
+      </w:r>
+      <w:r>
+        <w:rPr>
+          <w:b/>
+          <w:bCs/>
+        </w:rPr>
+        <w:t>reward</w:t>
+      </w:r>
+      <w:r>
+        <w:t xml:space="preserve"> phù hợp hơn, cho AI nhận biết trạng thái tối ưu hơn</w:t>
+      </w:r>
+    </w:p>
+    <w:p>
+      <w:r>
+        <w:pict w14:anchorId="3E55579F">
           <v:rect id="_x0000_i1029" style="width:0;height:1.5pt" o:hralign="center" o:hrstd="t" o:hr="t" fillcolor="#a0a0a0" stroked="f"/>
         </w:pict>
       </w:r>
@@ -1281,146 +1541,6 @@
           <w:bCs/>
           <w:lang w:val="en-US"/>
         </w:rPr>
-        <w:t>5</w:t>
-      </w:r>
-      <w:r>
-        <w:rPr>
-          <w:b/>
-          <w:bCs/>
-        </w:rPr>
-        <w:t>. Thảo luận</w:t>
-      </w:r>
-    </w:p>
-    <w:p>
-      <w:pPr>
-        <w:numPr>
-          <w:ilvl w:val="0"/>
-          <w:numId w:val="6"/>
-        </w:numPr>
-      </w:pPr>
-      <w:r>
-        <w:rPr>
-          <w:b/>
-          <w:bCs/>
-        </w:rPr>
-        <w:t>Ưu điểm của mô hình</w:t>
-      </w:r>
-      <w:r>
-        <w:t>:</w:t>
-      </w:r>
-    </w:p>
-    <w:p>
-      <w:pPr>
-        <w:numPr>
-          <w:ilvl w:val="1"/>
-          <w:numId w:val="6"/>
-        </w:numPr>
-      </w:pPr>
-      <w:r>
-        <w:t>Học nhanh, khả năng tự tối ưu.</w:t>
-      </w:r>
-    </w:p>
-    <w:p>
-      <w:pPr>
-        <w:numPr>
-          <w:ilvl w:val="0"/>
-          <w:numId w:val="6"/>
-        </w:numPr>
-      </w:pPr>
-      <w:r>
-        <w:rPr>
-          <w:b/>
-          <w:bCs/>
-        </w:rPr>
-        <w:t>Nhược điểm và hạn chế</w:t>
-      </w:r>
-      <w:r>
-        <w:t>:</w:t>
-      </w:r>
-    </w:p>
-    <w:p>
-      <w:pPr>
-        <w:numPr>
-          <w:ilvl w:val="1"/>
-          <w:numId w:val="6"/>
-        </w:numPr>
-      </w:pPr>
-      <w:r>
-        <w:lastRenderedPageBreak/>
-        <w:t>Tốn nhiều thời gian huấn luyện.</w:t>
-      </w:r>
-    </w:p>
-    <w:p>
-      <w:pPr>
-        <w:numPr>
-          <w:ilvl w:val="1"/>
-          <w:numId w:val="6"/>
-        </w:numPr>
-      </w:pPr>
-      <w:r>
-        <w:t>Mô hình có thể bị overfitting hoặc underfitting.</w:t>
-      </w:r>
-    </w:p>
-    <w:p>
-      <w:pPr>
-        <w:numPr>
-          <w:ilvl w:val="0"/>
-          <w:numId w:val="6"/>
-        </w:numPr>
-      </w:pPr>
-      <w:r>
-        <w:rPr>
-          <w:b/>
-          <w:bCs/>
-        </w:rPr>
-        <w:t>Cải tiến đề xuất</w:t>
-      </w:r>
-      <w:r>
-        <w:t>:</w:t>
-      </w:r>
-    </w:p>
-    <w:p>
-      <w:pPr>
-        <w:numPr>
-          <w:ilvl w:val="1"/>
-          <w:numId w:val="6"/>
-        </w:numPr>
-      </w:pPr>
-      <w:r>
-        <w:t>Tối ưu mạng neural.</w:t>
-      </w:r>
-    </w:p>
-    <w:p>
-      <w:pPr>
-        <w:numPr>
-          <w:ilvl w:val="1"/>
-          <w:numId w:val="6"/>
-        </w:numPr>
-      </w:pPr>
-      <w:r>
-        <w:t>Tăng số lượng trải nghiệm trong Replay Buffer.</w:t>
-      </w:r>
-    </w:p>
-    <w:p>
-      <w:r>
-        <w:pict w14:anchorId="3E55579F">
-          <v:rect id="_x0000_i1030" style="width:0;height:1.5pt" o:hralign="center" o:hrstd="t" o:hr="t" fillcolor="#a0a0a0" stroked="f"/>
-        </w:pict>
-      </w:r>
-    </w:p>
-    <w:p>
-      <w:pPr>
-        <w:rPr>
-          <w:b/>
-          <w:bCs/>
-        </w:rPr>
-      </w:pPr>
-      <w:r>
-        <w:rPr>
-          <w:b/>
-          <w:bCs/>
-          <w:lang w:val="en-US"/>
-        </w:rPr>
         <w:t>6</w:t>
       </w:r>
       <w:r>
@@ -1443,6 +1563,7 @@
           <w:b/>
           <w:bCs/>
         </w:rPr>
+        <w:lastRenderedPageBreak/>
         <w:t>Kết quả đạt được</w:t>
       </w:r>
       <w:r>
@@ -1470,7 +1591,7 @@
     <w:p>
       <w:r>
         <w:pict w14:anchorId="6B0F3771">
-          <v:rect id="_x0000_i1031" style="width:0;height:1.5pt" o:hralign="center" o:hrstd="t" o:hr="t" fillcolor="#a0a0a0" stroked="f"/>
+          <v:rect id="_x0000_i1030" style="width:0;height:1.5pt" o:hralign="center" o:hrstd="t" o:hr="t" fillcolor="#a0a0a0" stroked="f"/>
         </w:pict>
       </w:r>
     </w:p>
@@ -3846,6 +3967,7 @@
   <w:style w:type="character" w:default="1" w:styleId="Phngmcinhcuaoanvn">
     <w:name w:val="Default Paragraph Font"/>
     <w:uiPriority w:val="1"/>
+    <w:semiHidden/>
     <w:unhideWhenUsed/>
   </w:style>
   <w:style w:type="table" w:default="1" w:styleId="BangThngthng">
